--- a/SAD Assignment/SAD_Report.docx
+++ b/SAD Assignment/SAD_Report.docx
@@ -112,7 +112,7 @@
           <w:rFonts w:ascii="Times New Roman" w:hAnsi="Times New Roman"/>
           <w:sz w:val="24"/>
         </w:rPr>
-        <w:t>1. [Student Name 1] - [Student ID]</w:t>
+        <w:t xml:space="preserve">1. Al-Aqmar Bin Qaid-E Johar (1121250326560)</w:t>
       </w:r>
     </w:p>
     <w:p>
@@ -124,7 +124,7 @@
           <w:rFonts w:ascii="Times New Roman" w:hAnsi="Times New Roman"/>
           <w:sz w:val="24"/>
         </w:rPr>
-        <w:t>2. [Student Name 2] - [Student ID]</w:t>
+        <w:t xml:space="preserve">2. Hashem Maged Ali Alhasani (0121250326706)</w:t>
       </w:r>
     </w:p>
     <w:p>
@@ -136,7 +136,7 @@
           <w:rFonts w:ascii="Times New Roman" w:hAnsi="Times New Roman"/>
           <w:sz w:val="24"/>
         </w:rPr>
-        <w:t>3. [Student Name 3] - [Student ID]</w:t>
+        <w:t xml:space="preserve">3. Sharjeel Muhammad (0121250326923)</w:t>
       </w:r>
     </w:p>
     <w:p>
@@ -148,7 +148,31 @@
           <w:rFonts w:ascii="Times New Roman" w:hAnsi="Times New Roman"/>
           <w:sz w:val="24"/>
         </w:rPr>
-        <w:t>4. [Student Name 4] - [Student ID]</w:t>
+        <w:t xml:space="preserve">4. Abdullah Saleh Abdullah (0121250326783)</w:t>
+      </w:r>
+    </w:p>
+    <w:p>
+      <w:pPr>
+        <w:jc w:val="center"/>
+      </w:pPr>
+      <w:r>
+        <w:rPr>
+          <w:rFonts w:ascii="Times New Roman" w:hAnsi="Times New Roman"/>
+          <w:sz w:val="24"/>
+        </w:rPr>
+        <w:t xml:space="preserve">5. Ateegalla Fadlalseed Ateegalla Ahmed (0121250326810)</w:t>
+      </w:r>
+    </w:p>
+    <w:p>
+      <w:pPr>
+        <w:jc w:val="center"/>
+      </w:pPr>
+      <w:r>
+        <w:rPr>
+          <w:rFonts w:ascii="Times New Roman" w:hAnsi="Times New Roman"/>
+          <w:sz w:val="24"/>
+        </w:rPr>
+        <w:t xml:space="preserve">6. Ibrahim Muhammad (0121250326708)</w:t>
       </w:r>
     </w:p>
     <w:p>
